--- a/output/Poyasnitelnaya_zapiska.docx
+++ b/output/Poyasnitelnaya_zapiska.docx
@@ -173,7 +173,7 @@
                 <w:sz w:val="21"/>
                 <w:szCs w:val="21"/>
               </w:rPr>
-              <w:t xml:space="preserve">620 900 ₸</w:t>
+              <w:t xml:space="preserve">10 700 000 ₸</w:t>
             </w:r>
           </w:p>
         </w:tc>
@@ -229,7 +229,7 @@
                 <w:sz w:val="21"/>
                 <w:szCs w:val="21"/>
               </w:rPr>
-              <w:t xml:space="preserve">579 500 ₸</w:t>
+              <w:t xml:space="preserve">6 663 000 ₸</w:t>
             </w:r>
           </w:p>
         </w:tc>
@@ -283,7 +283,7 @@
                 <w:sz w:val="21"/>
                 <w:szCs w:val="21"/>
               </w:rPr>
-              <w:t xml:space="preserve">41 400 ₸</w:t>
+              <w:t xml:space="preserve">4 037 000 ₸</w:t>
             </w:r>
           </w:p>
         </w:tc>
@@ -339,7 +339,7 @@
                 <w:sz w:val="21"/>
                 <w:szCs w:val="21"/>
               </w:rPr>
-              <w:t xml:space="preserve">150 000 ₸</w:t>
+              <w:t xml:space="preserve">2 500 000 ₸</w:t>
             </w:r>
           </w:p>
         </w:tc>
@@ -393,7 +393,7 @@
                 <w:sz w:val="21"/>
                 <w:szCs w:val="21"/>
               </w:rPr>
-              <w:t xml:space="preserve">191 400 ₸</w:t>
+              <w:t xml:space="preserve">6 537 000 ₸</w:t>
             </w:r>
           </w:p>
         </w:tc>
@@ -426,7 +426,7 @@
           <w:sz w:val="24"/>
           <w:szCs w:val="24"/>
         </w:rPr>
-        <w:t xml:space="preserve">За август 2026 года компания «Светлый Дом» получила выручку в размере 620 900 ₸ — в основном за счёт оптовых продаж товаров и розничной торговли, а также разовых консультационных услуг. Расходы компании за тот же период составили 579 500 ₸ и включают оплату труда сотрудников, аренду офиса, закупку материалов, коммунальные и налоговые платежи, а также услуги сторонних организаций (реклама, охрана, банк, связь).</w:t>
+        <w:t xml:space="preserve">За август 2026 года компания «Светлый Дом» получила выручку в размере 10 700 000 ₸ — в основном за счёт оптовых продаж товаров и розничной торговли, а также разовых консультационных услуг. Расходы компании за тот же период составили 6 663 000 ₸ и включают оплату труда сотрудников, аренду офиса, закупку материалов, коммунальные и налоговые платежи, а также услуги сторонних организаций (реклама, охрана, банк, связь).</w:t>
       </w:r>
     </w:p>
     <w:p>
@@ -440,7 +440,7 @@
           <w:sz w:val="24"/>
           <w:szCs w:val="24"/>
         </w:rPr>
-        <w:t xml:space="preserve">По итогам месяца финансовый результат компании — прибыль в размере 41 400 ₸. Остаток денежных средств на конец месяца составил 191 400 ₸ (при остатке 150 000 ₸ на начало месяца). Эта сумма отражена в упрощённом балансе как денежные средства в активе и как собственный капитал (с учётом прибыли месяца) в пассиве — баланс сходится.</w:t>
+        <w:t xml:space="preserve">По итогам месяца финансовый результат компании — прибыль в размере 4 037 000 ₸. Остаток денежных средств на конец месяца составил 6 537 000 ₸ (при остатке 2 500 000 ₸ на начало месяца). Эта сумма отражена в упрощённом балансе как денежные средства в активе и как собственный капитал (с учётом прибыли месяца) в пассиве — баланс сходится.</w:t>
       </w:r>
     </w:p>
     <w:p>
@@ -454,7 +454,7 @@
           <w:sz w:val="24"/>
           <w:szCs w:val="24"/>
         </w:rPr>
-        <w:t xml:space="preserve">При автоматической проверке данных ИИ-сервис обнаружил один задвоенный платёж (одна и та же операция ошибочно повторяется в таблице дважды) и 1 операцию, где указанная сумма не совпадала с расчётом, приведённым в самом назначении платежа. Если бы эти ошибки не были замечены и исправлены, итоговый финансовый результат месяца показал бы прибыль всего 1 400 ₸ — то есть отчётность вводила бы в заблуждение примерно на 40 000 ₸. Это наглядно показывает, зачем нужна проверка первичных данных перед составлением отчётности, и как в этом может помочь ИИ.</w:t>
+        <w:t xml:space="preserve">При автоматической проверке данных ИИ-сервис обнаружил один задвоенный платёж (одна и та же операция ошибочно повторяется в таблице дважды) и 1 операцию, где указанная сумма не совпадала с расчётом, приведённым в самом назначении платежа. Если бы эти ошибки не были замечены и исправлены, итоговый финансовый результат месяца показал бы прибыль всего 3 387 000 ₸ — то есть отчётность вводила бы в заблуждение примерно на 650 000 ₸. Это наглядно показывает, зачем нужна проверка первичных данных перед составлением отчётности, и как в этом может помочь ИИ.</w:t>
       </w:r>
     </w:p>
     <w:p>
@@ -488,7 +488,7 @@
           <w:sz w:val="24"/>
           <w:szCs w:val="24"/>
         </w:rPr>
-        <w:t xml:space="preserve">Задвоенный платёж — операция «Оплата аренды офиса за август 2026 по договору №5» (60 000 ₸) была ошибочно внесена в таблицу дважды. ИИ-сервис сравнил все операции и обнаружил две полностью идентичные строки (одинаковые дата, контрагент, назначение и сумма) — один из платежей исключён из отчётности как ошибочный.</w:t>
+        <w:t xml:space="preserve">Задвоенный платёж — операция «Оплата аренды офиса за август 2026 по договору №5» (850 000 ₸) встречается в таблице 2 раза с одинаковой датой, контрагентом, назначением и суммой. ИИ-сервис сравнил все операции и обнаружил полностью идентичные строки — лишний платёж исключён из отчётности как ошибочный.</w:t>
       </w:r>
     </w:p>
     <w:p>
@@ -506,7 +506,7 @@
           <w:sz w:val="24"/>
           <w:szCs w:val="24"/>
         </w:rPr>
-        <w:t xml:space="preserve">Сумма не соответствует назначению платежа — в операции «Зарплата за август 2026 (5 сотрудников по 45 000 тенге)» указана сумма 205 000 ₸, хотя расчёт по тексту самого назначения даёт 225 000 ₸ (5 × 45 000). Расхождение в 20 000 ₸ было найдено автоматически и исправлено при составлении отчётности.</w:t>
+        <w:t xml:space="preserve">Сумма не соответствует назначению платежа — в операции «Зарплата за август 2026 (5 сотрудников по 350 000 тенге)» указана сумма 1 550 000 ₸, хотя расчёт по тексту самого назначения даёт 1 750 000 ₸. Расхождение 200 000 ₸ было найдено автоматически и исправлено при составлении отчётности.</w:t>
       </w:r>
     </w:p>
     <w:p>
